--- a/en/wisdom-stories/Etibar Siracsoy/life-flows-silently.docx
+++ b/en/wisdom-stories/Etibar Siracsoy/life-flows-silently.docx
@@ -12,7 +12,7 @@
     </w:p>
     <w:p>
       <w:r>
-        <w:t>Time is a strange wonder... We can neither see it, nor hold it, nor bring it back. It passes silently—in the hands of clocks, in the changing days, in the gray appearing in our hair, in children growing up, in memories receding into the distance...</w:t>
+        <w:t>Time is a strange wonder... We can neither see it, nor hold it, nor bring it back. It passes silently—in the movement of clock hands, in the changing days, in the gray appearing in our hair, in children growing up, in memories receding into the distance...</w:t>
       </w:r>
     </w:p>
     <w:p>
@@ -37,7 +37,7 @@
     </w:p>
     <w:p>
       <w:r>
-        <w:t>So let us not measure time simply by the years that pass. Let us value our time not by how long we live, but by how we live. Let us tell our loved ones today that we love them. Let us not put off meeting our friends. Let us look at beautiful landscapes, watch the sunrise, listen to the sea, and live the moments that bring joy to our hearts.</w:t>
+        <w:t xml:space="preserve">So let us not measure time simply by the years that pass. Let us value our time not by how long we live, but by how we live. Let us tell our loved ones today that we love them. Let us not put off meeting our friends. Let us look at beautiful landscapes, watch the sunrise, listen to the sea, and savor the moments that bring joy to our hearts.</w:t>
       </w:r>
     </w:p>
     <w:p>
@@ -61,7 +61,7 @@
         <w:keepNext/>
       </w:pPr>
       <w:r>
-        <w:t>Let us not put off expressing our love or making time for our loved ones. A moment that has passed does not return; we must appreciate this day today.</w:t>
+        <w:t xml:space="preserve">Let us not put off expressing our love or making time for our loved ones. A moment that has passed does not return; we must appreciate today.</w:t>
       </w:r>
     </w:p>
     <w:p>
@@ -69,7 +69,7 @@
         <w:rPr>
           <w:i/>
         </w:rPr>
-        <w:t>Etibar Sirajsoy</w:t>
+        <w:t>Etibar Siracsoy</w:t>
       </w:r>
     </w:p>
     <w:sectPr>
